--- a/results/descriptive/table_02_stimuli_characteristics.docx
+++ b/results/descriptive/table_02_stimuli_characteristics.docx
@@ -28,7 +28,7 @@
         <w:rPr/>
         <w:t xml:space="preserve">Table </w:t>
       </w:r>
-      <w:bookmarkStart w:id="411f0d52-9df9-4b11-907d-3d95d6efc618" w:name="table"/>
+      <w:bookmarkStart w:id="ec8cd36d-ed1c-4376-9586-4efe53af80a1" w:name="table"/>
       <w:r>
         <w:rPr/>
         <w:fldChar w:fldCharType="begin" w:dirty="true"/>
@@ -41,7 +41,7 @@
         <w:rPr/>
         <w:fldChar w:fldCharType="end" w:dirty="true"/>
       </w:r>
-      <w:bookmarkEnd w:id="411f0d52-9df9-4b11-907d-3d95d6efc618"/>
+      <w:bookmarkEnd w:id="ec8cd36d-ed1c-4376-9586-4efe53af80a1"/>
       <w:r>
         <w:rPr/>
         <w:t xml:space="preserve">. </w:t>

--- a/results/descriptive/table_02_stimuli_characteristics.docx
+++ b/results/descriptive/table_02_stimuli_characteristics.docx
@@ -28,7 +28,7 @@
         <w:rPr/>
         <w:t xml:space="preserve">Table </w:t>
       </w:r>
-      <w:bookmarkStart w:id="ec8cd36d-ed1c-4376-9586-4efe53af80a1" w:name="table"/>
+      <w:bookmarkStart w:id="54950d56-a5a0-4b40-ac3c-6fb2eba2870c" w:name="table"/>
       <w:r>
         <w:rPr/>
         <w:fldChar w:fldCharType="begin" w:dirty="true"/>
@@ -41,7 +41,7 @@
         <w:rPr/>
         <w:fldChar w:fldCharType="end" w:dirty="true"/>
       </w:r>
-      <w:bookmarkEnd w:id="ec8cd36d-ed1c-4376-9586-4efe53af80a1"/>
+      <w:bookmarkEnd w:id="54950d56-a5a0-4b40-ac3c-6fb2eba2870c"/>
       <w:r>
         <w:rPr/>
         <w:t xml:space="preserve">. </w:t>

--- a/results/descriptive/table_02_stimuli_characteristics.docx
+++ b/results/descriptive/table_02_stimuli_characteristics.docx
@@ -28,7 +28,7 @@
         <w:rPr/>
         <w:t xml:space="preserve">Table </w:t>
       </w:r>
-      <w:bookmarkStart w:id="54950d56-a5a0-4b40-ac3c-6fb2eba2870c" w:name="table"/>
+      <w:bookmarkStart w:id="f05e896b-a8cd-4584-9800-ad0a61cc7e71" w:name="table"/>
       <w:r>
         <w:rPr/>
         <w:fldChar w:fldCharType="begin" w:dirty="true"/>
@@ -41,7 +41,7 @@
         <w:rPr/>
         <w:fldChar w:fldCharType="end" w:dirty="true"/>
       </w:r>
-      <w:bookmarkEnd w:id="54950d56-a5a0-4b40-ac3c-6fb2eba2870c"/>
+      <w:bookmarkEnd w:id="f05e896b-a8cd-4584-9800-ad0a61cc7e71"/>
       <w:r>
         <w:rPr/>
         <w:t xml:space="preserve">. </w:t>
